--- a/s02/descargables/S02_ALU_02_Guia_de_uso_Matriz.docx
+++ b/s02/descargables/S02_ALU_02_Guia_de_uso_Matriz.docx
@@ -3906,7 +3906,7 @@
           <w:sz w:val="20"/>
           <w:szCs w:val="20"/>
         </w:rPr>
-        <w:t xml:space="preserve">Tres celdas y se acabó. Se configura una vez y se revisa una vez al año.</w:t>
+        <w:t>Cuatro bloques de captura, no tres. Se configura una vez y se revisa una vez al año.</w:t>
       </w:r>
     </w:p>
     <w:p>
@@ -3993,16 +3993,16 @@
           <w:sz w:val="20"/>
           <w:szCs w:val="20"/>
         </w:rPr>
-        <w:t xml:space="preserve">Tope máximo de reducción.</w:t>
-      </w:r>
-      <w:r>
-        <w:rPr>
-          <w:rFonts w:ascii="Arial" w:cs="Arial" w:eastAsia="Arial" w:hAnsi="Arial"/>
-          <w:color w:val="1B2430"/>
-          <w:sz w:val="20"/>
-          <w:szCs w:val="20"/>
-        </w:rPr>
-        <w:t xml:space="preserve"> Viene en 50 %. Significa que aunque cumplieras las catorce obligaciones al cien por ciento, tu riesgo baja a la mitad y nunca a cero: el control mitiga, no elimina.</w:t>
+        <w:t>Tope máximo de reducción (C30). Viene en 50 %.</w:t>
+      </w:r>
+      <w:r>
+        <w:rPr>
+          <w:rFonts w:ascii="Arial" w:cs="Arial" w:eastAsia="Arial" w:hAnsi="Arial"/>
+          <w:color w:val="1B2430"/>
+          <w:sz w:val="20"/>
+          <w:szCs w:val="20"/>
+        </w:rPr>
+        <w:t xml:space="preserve"> Significa que aunque cumplieras las catorce obligaciones al cien por ciento, tu riesgo baja a la mitad y nunca a cero: el control mitiga, no elimina. Y los porcentajes del artículo 48 (I15:I20), los que reconoces a cada resultado de la escala del dictamen: vienen precargados y también son criterio propio.</w:t>
       </w:r>
     </w:p>
     <w:p>
@@ -4724,7 +4724,7 @@
           <w:sz w:val="20"/>
           <w:szCs w:val="20"/>
         </w:rPr>
-        <w:t xml:space="preserve">Ocho indicadores tienen la celda bloqueada en «Sí» y no admiten exclusión: son los que sostienen la exigencia de tener indicadores específicos de los delitos de los artículos 139 Quáter y 400 Bis del Código Penal Federal, dos por cada elemento.</w:t>
+        <w:t>Diez indicadores tienen la celda bloqueada en «Sí» y no admiten exclusión: son los de los artículos 139 Quáter y 400 Bis del Código Penal Federal. El mínimo que pide la norma son dos por elemento —ocho—; esta matriz lleva diez, repartidos 2 · 3 · 3 · 2, y los dos de más son criterio de la herramienta.</w:t>
       </w:r>
     </w:p>
     <w:p>
@@ -5877,7 +5877,7 @@
           <w:sz w:val="21"/>
           <w:szCs w:val="21"/>
         </w:rPr>
-        <w:t xml:space="preserve">Cuándo procede «No aplica»</w:t>
+        <w:t>Cuándo la herramienta admite «No aplica»</w:t>
       </w:r>
     </w:p>
     <w:p>
@@ -5891,7 +5891,7 @@
           <w:sz w:val="20"/>
           <w:szCs w:val="20"/>
         </w:rPr>
-        <w:t xml:space="preserve">Sólo tres de las catorce lo admiten, y de forma condicionada:</w:t>
+        <w:t>El RCG 37 Bis 2 no enlista fracciones: exenta cualquier contenido del Manual referido a actos u operaciones que la entidad determine no realizar, con constancia en el propio Manual. Que esta matriz sólo lo habilite en tres de las catorce es criterio de la herramienta, no restricción de la norma:</w:t>
       </w:r>
     </w:p>
     <w:p>
@@ -6001,7 +6001,7 @@
           <w:sz w:val="20"/>
           <w:szCs w:val="20"/>
         </w:rPr>
-        <w:t xml:space="preserve">Las once restantes están bloqueadas: la lista ni siquiera ofrece la opción. Y cuando marcas «No aplica» en una de las tres, la herramienta exige el numeral del Manual donde consta la exención.</w:t>
+        <w:t>En las once restantes la lista ni siquiera ofrece la opción, y eso es decisión de la herramienta: si tu caso justifica exentar otra, la norma te lo permite y tendrás que documentarlo fuera de la matriz. Y cuando marcas «No aplica» en una de las tres, la herramienta exige el numeral del Manual donde consta la exención.</w:t>
       </w:r>
     </w:p>
     <w:p>
@@ -6327,7 +6327,7 @@
                 <w:sz w:val="18"/>
                 <w:szCs w:val="18"/>
               </w:rPr>
-              <w:t xml:space="preserve">Con riesgo bajo o medio, el dictamen puede emitirlo tu área de auditoría interna. Con riesgo alto, forzosamente un auditor externo independiente</w:t>
+              <w:t>Con riesgo bajo o medio, el dictamen puede emitirlo tu área de auditoría interna (RCG 44). Con riesgo alto, forzosamente una persona auditora externa independiente; y con cualquier nivel puedes elegir la vía externa (RCG 45)</w:t>
             </w:r>
           </w:p>
         </w:tc>
@@ -6603,7 +6603,7 @@
           <w:sz w:val="19"/>
           <w:szCs w:val="19"/>
         </w:rPr>
-        <w:t xml:space="preserve">El </w:t>
+        <w:t>Ojo con cuál año y mes: el RCG 10 Septies 2, último párrafo, pide «al menos el año y mes en que se hubieren obtenido los resultados de la implementación». Es la fecha de los resultados —la que ancla el plazo de doce meses—, no la fecha comprometida de la acción correctiva.</w:t>
       </w:r>
       <w:r>
         <w:rPr>
@@ -6616,16 +6616,14 @@
           <w:sz w:val="19"/>
           <w:szCs w:val="19"/>
         </w:rPr>
-        <w:t xml:space="preserve">año y el mes</w:t>
-      </w:r>
-      <w:r>
-        <w:rPr>
-          <w:rFonts w:ascii="Arial" w:cs="Arial" w:eastAsia="Arial" w:hAnsi="Arial"/>
-          <w:color w:val="1B2430"/>
-          <w:sz w:val="19"/>
-          <w:szCs w:val="19"/>
-        </w:rPr>
-        <w:t xml:space="preserve"> no son un formalismo: la norma exige señalar al menos eso al comprometer la modificación de tus políticas.</w:t>
+      </w:r>
+      <w:r>
+        <w:rPr>
+          <w:rFonts w:ascii="Arial" w:cs="Arial" w:eastAsia="Arial" w:hAnsi="Arial"/>
+          <w:color w:val="1B2430"/>
+          <w:sz w:val="19"/>
+          <w:szCs w:val="19"/>
+        </w:rPr>
       </w:r>
     </w:p>
     <w:p>
@@ -8221,7 +8219,7 @@
                 <w:sz w:val="18"/>
                 <w:szCs w:val="18"/>
               </w:rPr>
-              <w:t xml:space="preserve">Anexo 10, que es nuevo</w:t>
+              <w:t>Declaración del Cliente y consulta en Consulta PEP 2.0 · RCG 23 Quáter 1</w:t>
             </w:r>
           </w:p>
         </w:tc>
@@ -9855,7 +9853,7 @@
                 <w:sz w:val="18"/>
                 <w:szCs w:val="18"/>
               </w:rPr>
-              <w:t xml:space="preserve">Promedio ponderado de sus indicadores. Los cuatro elementos se ponderan entre sí y suman 100 %</w:t>
+              <w:t>Se promedian por separado las dos medidas y luego se multiplican: promedio ponderado de la calificación × promedio ponderado de la concentración. No se promedian los riesgos ya multiplicados. Los cuatro elementos se ponderan entre sí y suman 100 %</w:t>
             </w:r>
           </w:p>
         </w:tc>
@@ -12285,7 +12283,7 @@
                 <w:sz w:val="18"/>
                 <w:szCs w:val="18"/>
               </w:rPr>
-              <w:t xml:space="preserve">Una de las quince actividades del artículo 17 de la Ley que, por su naturaleza, pueden ser usadas para lavar dinero. Si la realizas, esto te aplica</w:t>
+              <w:t>Una de las dieciséis actividades del artículo 17 de la Ley, más la V Bis, que, por su naturaleza, pueden ser usadas para lavar dinero. Si la realizas, esto te aplica</w:t>
             </w:r>
           </w:p>
         </w:tc>
@@ -13936,7 +13934,7 @@
           <w:sz w:val="20"/>
           <w:szCs w:val="20"/>
         </w:rPr>
-        <w:t xml:space="preserve"> (celda C22) cada febrero. De ahí se recalculan en pesos los umbrales de las quince fracciones.</w:t>
+        <w:t xml:space="preserve"> (celda C22) cada febrero. De ahí se recalculan en pesos los umbrales de las dieciséis fracciones del artículo 17 y de la V Bis.</w:t>
       </w:r>
     </w:p>
     <w:p>
@@ -14082,7 +14080,7 @@
           <w:sz w:val="19"/>
           <w:szCs w:val="19"/>
         </w:rPr>
-        <w:t xml:space="preserve">Los tres valores corresponden a tu política escrita, no a los que trae el archivo.</w:t>
+        <w:t>Los cuatro bloques corresponden a tu política escrita, no a los que trae el archivo.</w:t>
       </w:r>
     </w:p>
     <w:p>
@@ -15176,16 +15174,16 @@
           <w:sz w:val="19"/>
           <w:szCs w:val="19"/>
         </w:rPr>
-        <w:t xml:space="preserve">Ocho indicadores están bloqueados en «Sí»</w:t>
-      </w:r>
-      <w:r>
-        <w:rPr>
-          <w:rFonts w:ascii="Arial" w:cs="Arial" w:eastAsia="Arial" w:hAnsi="Arial"/>
-          <w:color w:val="1B2430"/>
-          <w:sz w:val="19"/>
-          <w:szCs w:val="19"/>
-        </w:rPr>
-        <w:t xml:space="preserve"> y no admiten «No aplica»: son los de los artículos 139 Quáter y 400 Bis del Código Penal Federal, dos por cada elemento.</w:t>
+        <w:t>Diez indicadores están bloqueados en «Sí»</w:t>
+      </w:r>
+      <w:r>
+        <w:rPr>
+          <w:rFonts w:ascii="Arial" w:cs="Arial" w:eastAsia="Arial" w:hAnsi="Arial"/>
+          <w:color w:val="1B2430"/>
+          <w:sz w:val="19"/>
+          <w:szCs w:val="19"/>
+        </w:rPr>
+        <w:t xml:space="preserve"> y no admiten «No aplica»: son los de los artículos 139 Quáter y 400 Bis del Código Penal Federal. El mínimo normativo son dos por elemento —ocho—; esta matriz lleva diez, repartidos 2 · 3 · 3 · 2.</w:t>
       </w:r>
     </w:p>
     <w:p>
@@ -15508,7 +15506,7 @@
           <w:sz w:val="19"/>
           <w:szCs w:val="19"/>
         </w:rPr>
-        <w:t xml:space="preserve">Multa de 200 a 65,000 UMA por Aviso omitido, freno de la preventa, cierre de cuentas bancarias por las medidas del Art. 115 de la LIC, y semanas de trabajo atendiendo el requerimiento. Severidad: Grave.</w:t>
+        <w:t>Multa por Aviso omitido de 10,000 a 65,000 UMA, o del 10 al 100 % del valor del acto, la que resulte mayor (L 53 fr. VI con L 54 fr. III) —en una operación de este tamaño manda el porcentaje—, freno de la preventa, cierre de cuentas bancarias por las medidas del Art. 115 de la LIC, y semanas de trabajo atendiendo el requerimiento. Severidad: Grave.</w:t>
       </w:r>
     </w:p>
     <w:p>
@@ -16933,7 +16931,7 @@
           <w:sz w:val="16"/>
           <w:szCs w:val="16"/>
         </w:rPr>
-        <w:t xml:space="preserve">L 18 fr. XI   ·   R 15   ·   RCG 44</w:t>
+        <w:t>L 18 fr. XI   ·   R 15   ·   RCG 17   ·   RCG 44   ·   RCG 45</w:t>
       </w:r>
     </w:p>
     <w:p>
@@ -17753,7 +17751,7 @@
           <w:sz w:val="19"/>
           <w:szCs w:val="19"/>
         </w:rPr>
-        <w:t xml:space="preserve">El </w:t>
+        <w:t>Ojo con cuál año y mes: el RCG 10 Septies 2, último párrafo, pide el año y mes «en que se hubieren obtenido los resultados de la implementación», que es el que ancla el plazo de doce meses, no la fecha comprometida de la acción.</w:t>
       </w:r>
       <w:r>
         <w:rPr>
@@ -17766,16 +17764,14 @@
           <w:sz w:val="19"/>
           <w:szCs w:val="19"/>
         </w:rPr>
-        <w:t xml:space="preserve">año y el mes</w:t>
-      </w:r>
-      <w:r>
-        <w:rPr>
-          <w:rFonts w:ascii="Arial" w:cs="Arial" w:eastAsia="Arial" w:hAnsi="Arial"/>
-          <w:color w:val="1B2430"/>
-          <w:sz w:val="19"/>
-          <w:szCs w:val="19"/>
-        </w:rPr>
-        <w:t xml:space="preserve"> no son un formalismo: la norma exige señalar al menos eso al comprometer la modificación de políticas.</w:t>
+      </w:r>
+      <w:r>
+        <w:rPr>
+          <w:rFonts w:ascii="Arial" w:cs="Arial" w:eastAsia="Arial" w:hAnsi="Arial"/>
+          <w:color w:val="1B2430"/>
+          <w:sz w:val="19"/>
+          <w:szCs w:val="19"/>
+        </w:rPr>
       </w:r>
     </w:p>
     <w:p>
@@ -18900,7 +18896,7 @@
           <w:sz w:val="19"/>
           <w:szCs w:val="19"/>
         </w:rPr>
-        <w:t xml:space="preserve"> Un mismo cliente cambia de riesgo según lo que contrate. Por eso se mide aquí y no en B CLIENTE. Los seis indicadores son los del elemento 1 de la hoja A1, para que el producto se mida igual en los dos modelos.</w:t>
+        <w:t xml:space="preserve"> Un mismo cliente cambia de riesgo según lo que contrate. Por eso se mide aquí y no en B CLIENTE. Cinco de los seis son los del elemento 1 de la hoja A1, para que el producto se mida igual en los dos modelos; el sexto, uso de efectivo asociado, se apoya en el L 32.</w:t>
       </w:r>
     </w:p>
     <w:p>
@@ -19205,7 +19201,7 @@
           <w:sz w:val="19"/>
           <w:szCs w:val="19"/>
         </w:rPr>
-        <w:t xml:space="preserve">Cada uno de los 22 factores con lista tiene sus variables, y ninguna sin fuente del dato.</w:t>
+        <w:t>Cada uno de los 21 factores con lista propia tiene sus variables, y ninguna sin fuente del dato.</w:t>
       </w:r>
     </w:p>
     <w:p>
@@ -19250,7 +19246,7 @@
           <w:sz w:val="19"/>
           <w:szCs w:val="19"/>
         </w:rPr>
-        <w:t xml:space="preserve"> Dice de qué anexo o de qué registro sale cada factor: la edad de &lt;code&gt;A3 a) ii)&lt;/code&gt; y &lt;code&gt;A4 a) ii)&lt;/code&gt;, el giro de &lt;code&gt;A3 a) v)&lt;/code&gt; y &lt;code&gt;A4 a) iv)&lt;/code&gt;, la condición PEP del </w:t>
+        <w:t xml:space="preserve"> Dice de qué anexo o de qué registro sale cada factor: la edad de A3 a) ii) y A4 a) ii), el giro de A3 a) v) y A4 a) iv), la condición PEP de la declaración del Cliente y de la consulta en Consulta PEP 2.0 (RCG 23 Quáter 1). El Anexo 10 no es la fuente de ese dato: es la información que las autoridades entregan a la UIF sobre servidores públicos (L 51 Ter · RCG 23 Quáter 2).</w:t>
       </w:r>
       <w:r>
         <w:rPr>
@@ -19263,16 +19259,15 @@
           <w:sz w:val="19"/>
           <w:szCs w:val="19"/>
         </w:rPr>
-        <w:t xml:space="preserve">Anexo 10</w:t>
-      </w:r>
-      <w:r>
-        <w:rPr>
-          <w:rFonts w:ascii="Arial" w:cs="Arial" w:eastAsia="Arial" w:hAnsi="Arial"/>
-          <w:color w:val="1B2430"/>
-          <w:sz w:val="19"/>
-          <w:szCs w:val="19"/>
-        </w:rPr>
-        <w:t xml:space="preserve">, que es nuevo. Si un factor no sale de ningún dato, sobra: es una corazonada disfrazada de modelo.</w:t>
+      </w:r>
+      <w:r>
+        <w:rPr>
+          <w:rFonts w:ascii="Arial" w:cs="Arial" w:eastAsia="Arial" w:hAnsi="Arial"/>
+          <w:color w:val="1B2430"/>
+          <w:sz w:val="19"/>
+          <w:szCs w:val="19"/>
+        </w:rPr>
+        <w:t xml:space="preserve"> Si un factor no sale de ningún dato, sobra: es una corazonada disfrazada de modelo.</w:t>
       </w:r>
     </w:p>
     <w:p>
@@ -19304,7 +19299,7 @@
           <w:sz w:val="19"/>
           <w:szCs w:val="19"/>
         </w:rPr>
-        <w:t xml:space="preserve">103 variables en 22 factores. El factor de producto no tiene lista propia: la toma de la hoja PRODUCTOS.</w:t>
+        <w:t>Cien variables en veintiún factores. El factor de producto no tiene lista propia: la toma de la hoja PRODUCTOS.</w:t>
       </w:r>
     </w:p>
     <w:p>
@@ -19368,7 +19363,7 @@
           <w:sz w:val="21"/>
           <w:szCs w:val="21"/>
         </w:rPr>
-        <w:t xml:space="preserve">Las quince fracciones del Art. 17 con sus umbrales.</w:t>
+        <w:t>Las dieciséis fracciones del Art. 17, más la V Bis, con sus umbrales.</w:t>
       </w:r>
     </w:p>
     <w:p>
@@ -19431,7 +19426,7 @@
           <w:sz w:val="16"/>
           <w:szCs w:val="16"/>
         </w:rPr>
-        <w:t xml:space="preserve">L 17   ·   L 17 Bis</w:t>
+        <w:t>L 17   ·   L 17, penúltimo párr.</w:t>
       </w:r>
     </w:p>
     <w:p>
@@ -19581,7 +19576,7 @@
           <w:sz w:val="19"/>
           <w:szCs w:val="19"/>
         </w:rPr>
-        <w:t xml:space="preserve">Fracción V: umbral de identificación 8,025 UMA, umbral de aviso 16,000 UMA.</w:t>
+        <w:t>Fracción V: no hay umbral de identificación —se identifica siempre— y el umbral de Aviso es de 8,025 UMA, que con la UMA de 117.31 son $941,412.75.</w:t>
       </w:r>
     </w:p>
     <w:p>
@@ -19928,7 +19923,7 @@
           <w:sz w:val="17"/>
           <w:szCs w:val="17"/>
         </w:rPr>
-        <w:t xml:space="preserve">Las citas corresponden a la Ley (última reforma DOF 16-07-2025), su Reglamento (DOF 27-03-2026) y las Reglas de Carácter General en su texto compilado con el ACUERDO 115/2026 (DOF 07-08-2026), con vigencias escalonadas: el Capítulo II Quáter y el Capítulo III Bis rigen a partir del 1 de marzo de 2027.</w:t>
+        <w:t>Las citas corresponden a la Ley (última reforma DOF 16-07-2025), su Reglamento (DOF 27-03-2026) y las Reglas de Carácter General en su texto compilado con el ACUERDO 115/2026 (DOF 07-08-2026), en vigor el 30 de noviembre de 2026 con vigencias escalonadas: la evaluación del Capítulo II Quáter debe estar a disposición de la autoridad desde el 1 de marzo de 2027 (Transitorio Segundo), el Manual debe incluir la metodología desde esa misma fecha (Transitorio Tercero), y los Capítulos III Bis, III Ter y III Quinquies aplican a las operaciones realizadas a partir del 1 de marzo de 2027 (Transitorio Cuarto).</w:t>
       </w:r>
     </w:p>
     <w:sectPr>
